--- a/notes/18_05_22.docx
+++ b/notes/18_05_22.docx
@@ -30,105 +30,241 @@
           <w:rFonts w:hint="cs"/>
           <w:rtl/>
         </w:rPr>
-        <w:t>, להראו</w:t>
+        <w:t xml:space="preserve">, להראות שככל שסדר האי לינאריות גבוה יותר </w:t>
+      </w:r>
+      <w:proofErr w:type="spellStart"/>
+      <w:r>
+        <w:rPr>
+          <w:rFonts w:hint="cs"/>
+          <w:rtl/>
+        </w:rPr>
+        <w:t>האינטרמודולציות</w:t>
+      </w:r>
+      <w:proofErr w:type="spellEnd"/>
+      <w:r>
+        <w:rPr>
+          <w:rFonts w:hint="cs"/>
+          <w:rtl/>
+        </w:rPr>
+        <w:t xml:space="preserve"> </w:t>
+      </w:r>
+      <w:proofErr w:type="spellStart"/>
+      <w:r>
+        <w:rPr>
+          <w:rFonts w:hint="cs"/>
+          <w:rtl/>
+        </w:rPr>
+        <w:t>משמעותוית</w:t>
+      </w:r>
+      <w:proofErr w:type="spellEnd"/>
+      <w:r>
+        <w:rPr>
+          <w:rFonts w:hint="cs"/>
+          <w:rtl/>
+        </w:rPr>
+        <w:t xml:space="preserve"> יותר</w:t>
+      </w:r>
+    </w:p>
+    <w:p>
+      <w:pPr>
+        <w:jc w:val="right"/>
+        <w:rPr>
+          <w:rtl/>
+        </w:rPr>
+      </w:pPr>
+      <w:r>
+        <w:rPr>
+          <w:rFonts w:hint="cs"/>
+          <w:rtl/>
+        </w:rPr>
+        <w:t xml:space="preserve">2. </w:t>
+      </w:r>
+      <w:r>
+        <w:rPr>
+          <w:rFonts w:hint="cs"/>
+          <w:rtl/>
+        </w:rPr>
+        <w:t xml:space="preserve"> בדיקות שפיות לתוצאות שקיבלנו עבור הפרמטרים</w:t>
+      </w:r>
+    </w:p>
+    <w:p>
+      <w:pPr>
+        <w:bidi/>
+      </w:pPr>
+      <w:r>
+        <w:rPr>
+          <w:rFonts w:hint="cs"/>
+          <w:rtl/>
+        </w:rPr>
+        <w:t xml:space="preserve">3. לבדוק מה המשמעות שאין </w:t>
+      </w:r>
+      <w:r>
+        <w:t>model fit</w:t>
+      </w:r>
+      <w:r>
+        <w:rPr>
+          <w:rFonts w:hint="cs"/>
+          <w:rtl/>
+        </w:rPr>
+        <w:t>.</w:t>
+      </w:r>
+    </w:p>
+    <w:p>
+      <w:pPr>
+        <w:bidi/>
+      </w:pPr>
+    </w:p>
+    <w:p>
+      <w:pPr>
+        <w:bidi/>
+      </w:pPr>
+    </w:p>
+    <w:p>
+      <w:pPr>
+        <w:bidi/>
+        <w:rPr>
+          <w:rFonts w:hint="cs"/>
+          <w:rtl/>
+        </w:rPr>
+      </w:pPr>
+      <w:r>
+        <w:rPr>
+          <w:rFonts w:hint="cs"/>
+          <w:rtl/>
+        </w:rPr>
+        <w:t>לקחת אות מקורי ולהשוות בכל שלב,</w:t>
+      </w:r>
+    </w:p>
+    <w:p>
+      <w:pPr>
+        <w:bidi/>
+        <w:rPr>
+          <w:rFonts w:hint="cs"/>
+          <w:rtl/>
+        </w:rPr>
+      </w:pPr>
+      <w:r>
+        <w:rPr>
+          <w:rFonts w:hint="cs"/>
+          <w:rtl/>
+        </w:rPr>
+        <w:t>לבצע אופטימיזציה לפי שגיאת השערוך</w:t>
+      </w:r>
+    </w:p>
+    <w:p>
+      <w:pPr>
+        <w:bidi/>
+        <w:rPr>
+          <w:rtl/>
+          <w:lang w:val="en-GB"/>
+        </w:rPr>
+      </w:pPr>
+      <w:r>
+        <w:rPr>
+          <w:rFonts w:hint="cs"/>
+          <w:rtl/>
+        </w:rPr>
+        <w:t>להציג כיצד השגיאה הריבועית יורדת כתלות ב</w:t>
+      </w:r>
+      <w:r>
+        <w:rPr>
+          <w:lang w:val="en-GB"/>
+        </w:rPr>
+        <w:t>m</w:t>
+      </w:r>
+      <w:r>
+        <w:rPr>
+          <w:rFonts w:hint="cs"/>
+          <w:rtl/>
+        </w:rPr>
+        <w:t xml:space="preserve"> ו </w:t>
+      </w:r>
+      <w:r>
+        <w:rPr>
+          <w:rtl/>
+        </w:rPr>
+        <w:t>–</w:t>
+      </w:r>
+      <w:r>
+        <w:t xml:space="preserve"> </w:t>
+      </w:r>
+      <w:r>
+        <w:rPr>
+          <w:lang w:val="en-GB"/>
+        </w:rPr>
+        <w:t>k</w:t>
+      </w:r>
+      <w:r>
+        <w:rPr>
+          <w:rFonts w:hint="cs"/>
+          <w:rtl/>
+          <w:lang w:val="en-GB"/>
+        </w:rPr>
+        <w:t xml:space="preserve"> (ניתן ב</w:t>
+      </w:r>
+      <w:r>
+        <w:rPr>
+          <w:rFonts w:hint="cs"/>
+          <w:lang w:val="en-GB"/>
+        </w:rPr>
+        <w:t>DB</w:t>
+      </w:r>
+      <w:r>
+        <w:rPr>
+          <w:rFonts w:hint="cs"/>
+          <w:rtl/>
+          <w:lang w:val="en-GB"/>
+        </w:rPr>
+        <w:t>), וכן לפי קצב הירידה של הפרמטרים</w:t>
+      </w:r>
+    </w:p>
+    <w:p>
+      <w:pPr>
+        <w:bidi/>
+        <w:rPr>
+          <w:rFonts w:hint="cs"/>
+          <w:rtl/>
+          <w:lang w:val="en-GB"/>
+        </w:rPr>
+      </w:pPr>
+      <w:r>
+        <w:rPr>
+          <w:rFonts w:hint="cs"/>
+          <w:rtl/>
+          <w:lang w:val="en-GB"/>
+        </w:rPr>
+        <w:t>1 1 1 10-9</w:t>
       </w:r>
       <w:bookmarkStart w:id="0" w:name="_GoBack"/>
       <w:bookmarkEnd w:id="0"/>
-      <w:r>
-        <w:rPr>
-          <w:rFonts w:hint="cs"/>
-          <w:rtl/>
-        </w:rPr>
-        <w:t xml:space="preserve">ת שככל שסדר האי לינאריות גבוה יותר </w:t>
-      </w:r>
-      <w:proofErr w:type="spellStart"/>
-      <w:r>
-        <w:rPr>
-          <w:rFonts w:hint="cs"/>
-          <w:rtl/>
-        </w:rPr>
-        <w:t>האינטרמודולציות</w:t>
-      </w:r>
-      <w:proofErr w:type="spellEnd"/>
-      <w:r>
-        <w:rPr>
-          <w:rFonts w:hint="cs"/>
-          <w:rtl/>
-        </w:rPr>
-        <w:t xml:space="preserve"> </w:t>
-      </w:r>
-      <w:proofErr w:type="spellStart"/>
-      <w:r>
-        <w:rPr>
-          <w:rFonts w:hint="cs"/>
-          <w:rtl/>
-        </w:rPr>
-        <w:t>משמעותוית</w:t>
-      </w:r>
-      <w:proofErr w:type="spellEnd"/>
-      <w:r>
-        <w:rPr>
-          <w:rFonts w:hint="cs"/>
-          <w:rtl/>
-        </w:rPr>
-        <w:t xml:space="preserve"> יותר</w:t>
-      </w:r>
     </w:p>
     <w:p>
       <w:pPr>
-        <w:jc w:val="right"/>
-        <w:rPr>
-          <w:rtl/>
-        </w:rPr>
-      </w:pPr>
-      <w:r>
-        <w:rPr>
-          <w:rFonts w:hint="cs"/>
-          <w:rtl/>
-        </w:rPr>
-        <w:t xml:space="preserve">2. </w:t>
-      </w:r>
-      <w:r>
-        <w:rPr>
-          <w:rFonts w:hint="cs"/>
-          <w:rtl/>
-        </w:rPr>
-        <w:t xml:space="preserve"> בדיקות שפיות לתוצאות שקיבלנו עבור הפרמטרים</w:t>
-      </w:r>
-    </w:p>
-    <w:p>
-      <w:pPr>
         <w:bidi/>
-        <w:rPr>
-          <w:rFonts w:hint="cs"/>
-          <w:rtl/>
-        </w:rPr>
-      </w:pPr>
-      <w:r>
-        <w:rPr>
-          <w:rFonts w:hint="cs"/>
-          <w:rtl/>
-        </w:rPr>
-        <w:t xml:space="preserve">3. לבדוק מה המשמעות שאין </w:t>
-      </w:r>
-      <w:r>
-        <w:t>model fit</w:t>
-      </w:r>
-      <w:r>
-        <w:rPr>
-          <w:rFonts w:hint="cs"/>
-          <w:rtl/>
-        </w:rPr>
-        <w:t>.</w:t>
-      </w:r>
-    </w:p>
-    <w:p>
-      <w:pPr>
-        <w:bidi/>
-        <w:rPr>
-          <w:rFonts w:hint="cs"/>
-        </w:rPr>
-      </w:pPr>
+      </w:pPr>
+      <w:r>
+        <w:rPr>
+          <w:rFonts w:hint="cs"/>
+          <w:rtl/>
+        </w:rPr>
+        <w:t xml:space="preserve">ניתן לקחת מקדמים ששוערכו על סמך </w:t>
+      </w:r>
+      <w:proofErr w:type="spellStart"/>
+      <w:r>
+        <w:rPr>
+          <w:lang w:val="en-GB"/>
+        </w:rPr>
+        <w:t>m,k</w:t>
+      </w:r>
+      <w:proofErr w:type="spellEnd"/>
+      <w:r>
+        <w:rPr>
+          <w:rFonts w:hint="cs"/>
+          <w:rtl/>
+          <w:lang w:val="en-GB"/>
+        </w:rPr>
+        <w:t xml:space="preserve"> שרירותיים, ואז לבצע שערוך על סמך סיגנל סינטטי, ולנסות להגיע להתאמה של 100%, כדי לבצע בדיקת שפיות.</w:t>
+      </w:r>
     </w:p>
     <w:sectPr>
       <w:pgSz w:w="12240" w:h="15840"/>
